--- a/src/rodos_corpus/data/corpus/rendered/finance/SPEC-MTC-2025-10-06.docx
+++ b/src/rodos_corpus/data/corpus/rendered/finance/SPEC-MTC-2025-10-06.docx
@@ -36,7 +36,7 @@
     </w:p>
     <w:p>
       <w:r>
-        <w:t>Спецификация № 6 к дилерскому договору № МТЦ-2025/10 от 14.10.2025.</w:t>
+        <w:t>Спецификация № 6 к дилерскому договору № МТЦ-2025/10 от 19.05.2025.</w:t>
       </w:r>
     </w:p>
     <w:p>
